--- a/src/content/bios-diffs/Orr-JB 2021 (track-changes).docx
+++ b/src/content/bios-diffs/Orr-JB 2021 (track-changes).docx
@@ -10,12 +10,12 @@
           <w:lang w:val="en-US"/>
         </w:rPr>
       </w:pPr>
-      <w:del w:id="1000" w:author="IO BIO parser" w:date="2026-05-18T08:57:46Z">
+      <w:del w:id="1000" w:author="IO BIO parser" w:date="2026-05-18T09:16:08Z">
         <w:r>
           <w:fldChar w:fldCharType="begin"/>
         </w:r>
       </w:del>
-      <w:del w:id="1000" w:author="IO BIO parser" w:date="2026-05-18T08:57:46Z">
+      <w:del w:id="1000" w:author="IO BIO parser" w:date="2026-05-18T09:16:08Z">
         <w:r>
           <w:rPr>
             <w:lang w:val="en-US"/>
@@ -23,12 +23,12 @@
           <w:instrText xml:space="preserve"> SEQ CHAPTER \h \r 1</w:instrText>
         </w:r>
       </w:del>
-      <w:del w:id="1000" w:author="IO BIO parser" w:date="2026-05-18T08:57:46Z">
+      <w:del w:id="1000" w:author="IO BIO parser" w:date="2026-05-18T09:16:08Z">
         <w:r>
           <w:fldChar w:fldCharType="end"/>
         </w:r>
       </w:del>
-      <w:del w:id="1000" w:author="IO BIO parser" w:date="2026-05-18T08:57:46Z">
+      <w:del w:id="1000" w:author="IO BIO parser" w:date="2026-05-18T09:16:08Z">
         <w:r>
           <w:rPr>
             <w:b/>
@@ -37,7 +37,7 @@
           <w:delText xml:space="preserve">ORR, John Boyd, nutritional scientist and first Director-General of the Food and Agriculture Organization of the United Nations </w:delText>
         </w:r>
       </w:del>
-      <w:del w:id="1000" w:author="IO BIO parser" w:date="2026-05-18T08:57:46Z">
+      <w:del w:id="1000" w:author="IO BIO parser" w:date="2026-05-18T09:16:08Z">
         <w:r>
           <w:rPr>
             <w:b/>
@@ -46,7 +46,7 @@
           <w:delText xml:space="preserve">(</w:delText>
         </w:r>
       </w:del>
-      <w:del w:id="1000" w:author="IO BIO parser" w:date="2026-05-18T08:57:46Z">
+      <w:del w:id="1000" w:author="IO BIO parser" w:date="2026-05-18T09:16:08Z">
         <w:r>
           <w:rPr>
             <w:b/>
@@ -55,7 +55,7 @@
           <w:delText xml:space="preserve">FAO</w:delText>
         </w:r>
       </w:del>
-      <w:del w:id="1000" w:author="IO BIO parser" w:date="2026-05-18T08:57:46Z">
+      <w:del w:id="1000" w:author="IO BIO parser" w:date="2026-05-18T09:16:08Z">
         <w:r>
           <w:rPr>
             <w:b/>
@@ -64,7 +64,7 @@
           <w:delText xml:space="preserve">)</w:delText>
         </w:r>
       </w:del>
-      <w:del w:id="1000" w:author="IO BIO parser" w:date="2026-05-18T08:57:46Z">
+      <w:del w:id="1000" w:author="IO BIO parser" w:date="2026-05-18T09:16:08Z">
         <w:r>
           <w:rPr>
             <w:b/>
@@ -73,7 +73,7 @@
           <w:delText xml:space="preserve"> 1945-</w:delText>
         </w:r>
       </w:del>
-      <w:del w:id="1000" w:author="IO BIO parser" w:date="2026-05-18T08:57:46Z">
+      <w:del w:id="1000" w:author="IO BIO parser" w:date="2026-05-18T09:16:08Z">
         <w:r>
           <w:rPr>
             <w:b/>
@@ -82,7 +82,7 @@
           <w:delText xml:space="preserve">19</w:delText>
         </w:r>
       </w:del>
-      <w:del w:id="1000" w:author="IO BIO parser" w:date="2026-05-18T08:57:46Z">
+      <w:del w:id="1000" w:author="IO BIO parser" w:date="2026-05-18T09:16:08Z">
         <w:r>
           <w:rPr>
             <w:b/>
@@ -91,7 +91,7 @@
           <w:delText xml:space="preserve">4</w:delText>
         </w:r>
       </w:del>
-      <w:del w:id="1000" w:author="IO BIO parser" w:date="2026-05-18T08:57:46Z">
+      <w:del w:id="1000" w:author="IO BIO parser" w:date="2026-05-18T09:16:08Z">
         <w:r>
           <w:rPr>
             <w:b/>
@@ -100,7 +100,7 @@
           <w:delText xml:space="preserve">8</w:delText>
         </w:r>
       </w:del>
-      <w:del w:id="1000" w:author="IO BIO parser" w:date="2026-05-18T08:57:46Z">
+      <w:del w:id="1000" w:author="IO BIO parser" w:date="2026-05-18T09:16:08Z">
         <w:r>
           <w:rPr>
             <w:b/>
@@ -109,7 +109,7 @@
           <w:delText xml:space="preserve">, was born 23 September 1880 in Kilmaurs, Ayrshire, Scotland, United Kingdom and passed away 25 June 1971 </w:delText>
         </w:r>
       </w:del>
-      <w:del w:id="1000" w:author="IO BIO parser" w:date="2026-05-18T08:57:46Z">
+      <w:del w:id="1000" w:author="IO BIO parser" w:date="2026-05-18T09:16:08Z">
         <w:r>
           <w:rPr>
             <w:b/>
@@ -118,7 +118,7 @@
           <w:delText xml:space="preserve">in</w:delText>
         </w:r>
       </w:del>
-      <w:del w:id="1000" w:author="IO BIO parser" w:date="2026-05-18T08:57:46Z">
+      <w:del w:id="1000" w:author="IO BIO parser" w:date="2026-05-18T09:16:08Z">
         <w:r>
           <w:rPr>
             <w:b/>
@@ -127,7 +127,7 @@
           <w:delText xml:space="preserve"> </w:delText>
         </w:r>
       </w:del>
-      <w:del w:id="1000" w:author="IO BIO parser" w:date="2026-05-18T08:57:46Z">
+      <w:del w:id="1000" w:author="IO BIO parser" w:date="2026-05-18T09:16:08Z">
         <w:r>
           <w:rPr>
             <w:b/>
@@ -136,7 +136,7 @@
           <w:delText xml:space="preserve">Brechin</w:delText>
         </w:r>
       </w:del>
-      <w:del w:id="1000" w:author="IO BIO parser" w:date="2026-05-18T08:57:46Z">
+      <w:del w:id="1000" w:author="IO BIO parser" w:date="2026-05-18T09:16:08Z">
         <w:r>
           <w:rPr>
             <w:b/>
@@ -145,7 +145,7 @@
           <w:delText xml:space="preserve">, </w:delText>
         </w:r>
       </w:del>
-      <w:del w:id="1000" w:author="IO BIO parser" w:date="2026-05-18T08:57:46Z">
+      <w:del w:id="1000" w:author="IO BIO parser" w:date="2026-05-18T09:16:08Z">
         <w:r>
           <w:rPr>
             <w:b/>
@@ -154,7 +154,7 @@
           <w:delText xml:space="preserve">Angus, </w:delText>
         </w:r>
       </w:del>
-      <w:del w:id="1000" w:author="IO BIO parser" w:date="2026-05-18T08:57:46Z">
+      <w:del w:id="1000" w:author="IO BIO parser" w:date="2026-05-18T09:16:08Z">
         <w:r>
           <w:rPr>
             <w:b/>
@@ -163,7 +163,7 @@
           <w:delText xml:space="preserve">Scotland. He was </w:delText>
         </w:r>
       </w:del>
-      <w:del w:id="1000" w:author="IO BIO parser" w:date="2026-05-18T08:57:46Z">
+      <w:del w:id="1000" w:author="IO BIO parser" w:date="2026-05-18T09:16:08Z">
         <w:r>
           <w:rPr>
             <w:b/>
@@ -172,7 +172,7 @@
           <w:delText xml:space="preserve">the son of</w:delText>
         </w:r>
       </w:del>
-      <w:del w:id="1000" w:author="IO BIO parser" w:date="2026-05-18T08:57:46Z">
+      <w:del w:id="1000" w:author="IO BIO parser" w:date="2026-05-18T09:16:08Z">
         <w:r>
           <w:rPr>
             <w:b/>
@@ -181,7 +181,7 @@
           <w:delText xml:space="preserve"> Robert C</w:delText>
         </w:r>
       </w:del>
-      <w:del w:id="1000" w:author="IO BIO parser" w:date="2026-05-18T08:57:46Z">
+      <w:del w:id="1000" w:author="IO BIO parser" w:date="2026-05-18T09:16:08Z">
         <w:r>
           <w:rPr>
             <w:b/>
@@ -190,7 +190,7 @@
           <w:delText xml:space="preserve">lark</w:delText>
         </w:r>
       </w:del>
-      <w:del w:id="1000" w:author="IO BIO parser" w:date="2026-05-18T08:57:46Z">
+      <w:del w:id="1000" w:author="IO BIO parser" w:date="2026-05-18T09:16:08Z">
         <w:r>
           <w:rPr>
             <w:b/>
@@ -199,7 +199,7 @@
           <w:delText xml:space="preserve"> Orr, </w:delText>
         </w:r>
       </w:del>
-      <w:del w:id="1000" w:author="IO BIO parser" w:date="2026-05-18T08:57:46Z">
+      <w:del w:id="1000" w:author="IO BIO parser" w:date="2026-05-18T09:16:08Z">
         <w:r>
           <w:rPr>
             <w:b/>
@@ -208,7 +208,7 @@
           <w:delText xml:space="preserve">house painter and </w:delText>
         </w:r>
       </w:del>
-      <w:del w:id="1000" w:author="IO BIO parser" w:date="2026-05-18T08:57:46Z">
+      <w:del w:id="1000" w:author="IO BIO parser" w:date="2026-05-18T09:16:08Z">
         <w:r>
           <w:rPr>
             <w:b/>
@@ -217,7 +217,7 @@
           <w:delText xml:space="preserve">quarry owner, and Annie Boyd.</w:delText>
         </w:r>
       </w:del>
-      <w:del w:id="1000" w:author="IO BIO parser" w:date="2026-05-18T08:57:46Z">
+      <w:del w:id="1000" w:author="IO BIO parser" w:date="2026-05-18T09:16:08Z">
         <w:r>
           <w:rPr>
             <w:b/>
@@ -226,7 +226,7 @@
           <w:delText xml:space="preserve"> </w:delText>
         </w:r>
       </w:del>
-      <w:del w:id="1000" w:author="IO BIO parser" w:date="2026-05-18T08:57:46Z">
+      <w:del w:id="1000" w:author="IO BIO parser" w:date="2026-05-18T09:16:08Z">
         <w:r>
           <w:rPr>
             <w:b/>
@@ -235,7 +235,7 @@
           <w:delText xml:space="preserve">On </w:delText>
         </w:r>
       </w:del>
-      <w:del w:id="1000" w:author="IO BIO parser" w:date="2026-05-18T08:57:46Z">
+      <w:del w:id="1000" w:author="IO BIO parser" w:date="2026-05-18T09:16:08Z">
         <w:r>
           <w:rPr>
             <w:b/>
@@ -244,7 +244,7 @@
           <w:delText xml:space="preserve">21 February 1915</w:delText>
         </w:r>
       </w:del>
-      <w:del w:id="1000" w:author="IO BIO parser" w:date="2026-05-18T08:57:46Z">
+      <w:del w:id="1000" w:author="IO BIO parser" w:date="2026-05-18T09:16:08Z">
         <w:r>
           <w:rPr>
             <w:b/>
@@ -253,7 +253,7 @@
           <w:delText xml:space="preserve"> he married Elizabeth Pearson Callum. They had two daughters</w:delText>
         </w:r>
       </w:del>
-      <w:del w:id="1000" w:author="IO BIO parser" w:date="2026-05-18T08:57:46Z">
+      <w:del w:id="1000" w:author="IO BIO parser" w:date="2026-05-18T09:16:08Z">
         <w:r>
           <w:rPr>
             <w:b/>
@@ -262,7 +262,7 @@
           <w:delText xml:space="preserve"> and one son.</w:delText>
         </w:r>
       </w:del>
-      <w:ins w:id="1001" w:author="IO BIO parser" w:date="2026-05-18T08:57:46Z">
+      <w:ins w:id="1001" w:author="IO BIO parser" w:date="2026-05-18T09:16:08Z">
         <w:r>
           <w:t xml:space="preserve">ORR, John Boyd, British nutritional scientist and first Director-General of the Food and Agriculture Organization of the United Nations (FAO) 1945-1948, was born 23 September 1880 in Kilmaurs, Ayrshire, Scotland, United Kingdom and passed away 25 June 1971 in Brechin, Angus, Scotland. He was the son of Robert Clark Orr, house painter and quarry owner, and Annie Boyd. On 21 February 1915 he married Elizabeth Pearson Callum. They had two daughters and one son.</w:t>
         </w:r>
